--- a/Лабораторная работа - Модели данных/Отчет_Ресторан_Вариант5.docx
+++ b/Лабораторная работа - Модели данных/Отчет_Ресторан_Вариант5.docx
@@ -5269,15 +5269,7 @@
           <w:sz w:val="24"/>
           <w:szCs w:val="24"/>
         </w:rPr>
-        <w:t>–</w:t>
-      </w:r>
-      <w:r>
-        <w:rPr>
-          <w:rFonts w:ascii="Times New Roman" w:hAnsi="Times New Roman" w:cs="Times New Roman"/>
-          <w:sz w:val="24"/>
-          <w:szCs w:val="24"/>
-        </w:rPr>
-        <w:t xml:space="preserve"> </w:t>
+        <w:t xml:space="preserve">– </w:t>
       </w:r>
       <w:r>
         <w:rPr>
@@ -5417,7 +5409,39 @@
           <w:sz w:val="24"/>
           <w:szCs w:val="24"/>
         </w:rPr>
-        <w:t>Сущности — таблицами со списками полей, связи — линиями с графическими вилками и штрихами на концах.</w:t>
+        <w:t xml:space="preserve">Сущности </w:t>
+      </w:r>
+      <w:r>
+        <w:rPr>
+          <w:rFonts w:ascii="Times New Roman" w:hAnsi="Times New Roman" w:cs="Times New Roman"/>
+          <w:sz w:val="28"/>
+          <w:szCs w:val="28"/>
+        </w:rPr>
+        <w:t>–</w:t>
+      </w:r>
+      <w:r>
+        <w:rPr>
+          <w:rFonts w:ascii="Times New Roman" w:hAnsi="Times New Roman" w:cs="Times New Roman"/>
+          <w:sz w:val="24"/>
+          <w:szCs w:val="24"/>
+        </w:rPr>
+        <w:t xml:space="preserve"> таблицами со списками полей, связи </w:t>
+      </w:r>
+      <w:r>
+        <w:rPr>
+          <w:rFonts w:ascii="Times New Roman" w:hAnsi="Times New Roman" w:cs="Times New Roman"/>
+          <w:sz w:val="28"/>
+          <w:szCs w:val="28"/>
+        </w:rPr>
+        <w:t>–</w:t>
+      </w:r>
+      <w:r>
+        <w:rPr>
+          <w:rFonts w:ascii="Times New Roman" w:hAnsi="Times New Roman" w:cs="Times New Roman"/>
+          <w:sz w:val="24"/>
+          <w:szCs w:val="24"/>
+        </w:rPr>
+        <w:t xml:space="preserve"> линиями с графическими вилками и штрихами на концах.</w:t>
       </w:r>
     </w:p>
     <w:p>
@@ -5463,6 +5487,8 @@
         <w:rPr>
           <w:rStyle w:val="a6"/>
           <w:rFonts w:ascii="Times New Roman" w:hAnsi="Times New Roman" w:cs="Times New Roman"/>
+          <w:i w:val="0"/>
+          <w:iCs w:val="0"/>
           <w:sz w:val="24"/>
           <w:szCs w:val="24"/>
         </w:rPr>
@@ -5480,6 +5506,8 @@
         <w:rPr>
           <w:rStyle w:val="a6"/>
           <w:rFonts w:ascii="Times New Roman" w:hAnsi="Times New Roman" w:cs="Times New Roman"/>
+          <w:i w:val="0"/>
+          <w:iCs w:val="0"/>
           <w:sz w:val="24"/>
           <w:szCs w:val="24"/>
         </w:rPr>
@@ -5488,10 +5516,20 @@
       <w:r>
         <w:rPr>
           <w:rFonts w:ascii="Times New Roman" w:hAnsi="Times New Roman" w:cs="Times New Roman"/>
-          <w:sz w:val="24"/>
-          <w:szCs w:val="24"/>
-        </w:rPr>
-        <w:t xml:space="preserve"> позиции)</w:t>
+          <w:i/>
+          <w:iCs/>
+          <w:sz w:val="24"/>
+          <w:szCs w:val="24"/>
+        </w:rPr>
+        <w:t xml:space="preserve"> </w:t>
+      </w:r>
+      <w:r>
+        <w:rPr>
+          <w:rFonts w:ascii="Times New Roman" w:hAnsi="Times New Roman" w:cs="Times New Roman"/>
+          <w:sz w:val="24"/>
+          <w:szCs w:val="24"/>
+        </w:rPr>
+        <w:t>позиции)</w:t>
       </w:r>
     </w:p>
     <w:p>
@@ -5555,7 +5593,24 @@
           <w:szCs w:val="24"/>
           <w:lang w:eastAsia="ru-RU"/>
         </w:rPr>
-        <w:t>1:1 — объекту соответствует не более одного объекта с другой стороны</w:t>
+        <w:t xml:space="preserve">1:1 </w:t>
+      </w:r>
+      <w:r>
+        <w:rPr>
+          <w:rFonts w:ascii="Times New Roman" w:hAnsi="Times New Roman" w:cs="Times New Roman"/>
+          <w:sz w:val="28"/>
+          <w:szCs w:val="28"/>
+        </w:rPr>
+        <w:t>–</w:t>
+      </w:r>
+      <w:r>
+        <w:rPr>
+          <w:rFonts w:ascii="Times New Roman" w:eastAsia="Times New Roman" w:hAnsi="Times New Roman" w:cs="Times New Roman"/>
+          <w:sz w:val="24"/>
+          <w:szCs w:val="24"/>
+          <w:lang w:eastAsia="ru-RU"/>
+        </w:rPr>
+        <w:t xml:space="preserve"> объекту соответствует не более одного объекта с другой стороны</w:t>
       </w:r>
     </w:p>
     <w:p>
@@ -5586,7 +5641,24 @@
           <w:szCs w:val="24"/>
           <w:lang w:eastAsia="ru-RU"/>
         </w:rPr>
-        <w:t xml:space="preserve"> — одному объекту могут соответствовать многие с другой стороны</w:t>
+        <w:t xml:space="preserve"> </w:t>
+      </w:r>
+      <w:r>
+        <w:rPr>
+          <w:rFonts w:ascii="Times New Roman" w:hAnsi="Times New Roman" w:cs="Times New Roman"/>
+          <w:sz w:val="28"/>
+          <w:szCs w:val="28"/>
+        </w:rPr>
+        <w:t>–</w:t>
+      </w:r>
+      <w:r>
+        <w:rPr>
+          <w:rFonts w:ascii="Times New Roman" w:eastAsia="Times New Roman" w:hAnsi="Times New Roman" w:cs="Times New Roman"/>
+          <w:sz w:val="24"/>
+          <w:szCs w:val="24"/>
+          <w:lang w:eastAsia="ru-RU"/>
+        </w:rPr>
+        <w:t xml:space="preserve"> одному объекту могут соответствовать многие с другой стороны</w:t>
       </w:r>
     </w:p>
     <w:p>
@@ -5615,7 +5687,24 @@
           <w:szCs w:val="24"/>
           <w:lang w:eastAsia="ru-RU"/>
         </w:rPr>
-        <w:t xml:space="preserve"> — объектам с обеих сторон могут соответствовать многие объекты противоположной стороны</w:t>
+        <w:t xml:space="preserve"> </w:t>
+      </w:r>
+      <w:r>
+        <w:rPr>
+          <w:rFonts w:ascii="Times New Roman" w:hAnsi="Times New Roman" w:cs="Times New Roman"/>
+          <w:sz w:val="28"/>
+          <w:szCs w:val="28"/>
+        </w:rPr>
+        <w:t>–</w:t>
+      </w:r>
+      <w:r>
+        <w:rPr>
+          <w:rFonts w:ascii="Times New Roman" w:eastAsia="Times New Roman" w:hAnsi="Times New Roman" w:cs="Times New Roman"/>
+          <w:sz w:val="24"/>
+          <w:szCs w:val="24"/>
+          <w:lang w:eastAsia="ru-RU"/>
+        </w:rPr>
+        <w:t xml:space="preserve"> объектам с обеих сторон могут соответствовать многие объекты противоположной стороны</w:t>
       </w:r>
     </w:p>
     <w:p>
@@ -5674,7 +5763,23 @@
           <w:sz w:val="24"/>
           <w:szCs w:val="24"/>
         </w:rPr>
-        <w:t xml:space="preserve">) определяет обязанность связи (может ли объект временно существовать без связи — </w:t>
+        <w:t xml:space="preserve">) определяет обязанность связи (может ли объект временно существовать без связи </w:t>
+      </w:r>
+      <w:r>
+        <w:rPr>
+          <w:rFonts w:ascii="Times New Roman" w:hAnsi="Times New Roman" w:cs="Times New Roman"/>
+          <w:sz w:val="28"/>
+          <w:szCs w:val="28"/>
+        </w:rPr>
+        <w:t>–</w:t>
+      </w:r>
+      <w:r>
+        <w:rPr>
+          <w:rFonts w:ascii="Times New Roman" w:hAnsi="Times New Roman" w:cs="Times New Roman"/>
+          <w:sz w:val="24"/>
+          <w:szCs w:val="24"/>
+        </w:rPr>
+        <w:t xml:space="preserve"> </w:t>
       </w:r>
       <w:r>
         <w:rPr>
@@ -5744,7 +5849,23 @@
           <w:sz w:val="24"/>
           <w:szCs w:val="24"/>
         </w:rPr>
-        <w:t xml:space="preserve"> или много — </w:t>
+        <w:t xml:space="preserve"> или много </w:t>
+      </w:r>
+      <w:r>
+        <w:rPr>
+          <w:rFonts w:ascii="Times New Roman" w:hAnsi="Times New Roman" w:cs="Times New Roman"/>
+          <w:sz w:val="28"/>
+          <w:szCs w:val="28"/>
+        </w:rPr>
+        <w:t>–</w:t>
+      </w:r>
+      <w:r>
+        <w:rPr>
+          <w:rFonts w:ascii="Times New Roman" w:hAnsi="Times New Roman" w:cs="Times New Roman"/>
+          <w:sz w:val="24"/>
+          <w:szCs w:val="24"/>
+        </w:rPr>
+        <w:t xml:space="preserve"> </w:t>
       </w:r>
       <w:r>
         <w:rPr>
@@ -5803,7 +5924,24 @@
           <w:szCs w:val="24"/>
           <w:lang w:eastAsia="ru-RU"/>
         </w:rPr>
-        <w:t>(0, 1) — участие необязательно, связь максимум одна</w:t>
+        <w:t xml:space="preserve">(0, 1) </w:t>
+      </w:r>
+      <w:r>
+        <w:rPr>
+          <w:rFonts w:ascii="Times New Roman" w:hAnsi="Times New Roman" w:cs="Times New Roman"/>
+          <w:sz w:val="28"/>
+          <w:szCs w:val="28"/>
+        </w:rPr>
+        <w:t>–</w:t>
+      </w:r>
+      <w:r>
+        <w:rPr>
+          <w:rFonts w:ascii="Times New Roman" w:eastAsia="Times New Roman" w:hAnsi="Times New Roman" w:cs="Times New Roman"/>
+          <w:sz w:val="24"/>
+          <w:szCs w:val="24"/>
+          <w:lang w:eastAsia="ru-RU"/>
+        </w:rPr>
+        <w:t xml:space="preserve"> участие необязательно, связь максимум одна</w:t>
       </w:r>
     </w:p>
     <w:p>
@@ -5823,7 +5961,24 @@
           <w:szCs w:val="24"/>
           <w:lang w:eastAsia="ru-RU"/>
         </w:rPr>
-        <w:t>(1, 1) — строго обязательное однократное участие</w:t>
+        <w:t xml:space="preserve">(1, 1) </w:t>
+      </w:r>
+      <w:r>
+        <w:rPr>
+          <w:rFonts w:ascii="Times New Roman" w:hAnsi="Times New Roman" w:cs="Times New Roman"/>
+          <w:sz w:val="28"/>
+          <w:szCs w:val="28"/>
+        </w:rPr>
+        <w:t>–</w:t>
+      </w:r>
+      <w:r>
+        <w:rPr>
+          <w:rFonts w:ascii="Times New Roman" w:eastAsia="Times New Roman" w:hAnsi="Times New Roman" w:cs="Times New Roman"/>
+          <w:sz w:val="24"/>
+          <w:szCs w:val="24"/>
+          <w:lang w:eastAsia="ru-RU"/>
+        </w:rPr>
+        <w:t xml:space="preserve"> строго обязательное однократное участие</w:t>
       </w:r>
     </w:p>
     <w:p>
@@ -5843,17 +5998,16 @@
           <w:szCs w:val="24"/>
           <w:lang w:eastAsia="ru-RU"/>
         </w:rPr>
-        <w:t>(0, N) — участие необязательно, связанных объектов может быть от нуля до многих</w:t>
-      </w:r>
-    </w:p>
-    <w:p>
-      <w:pPr>
-        <w:rPr>
-          <w:rFonts w:ascii="Times New Roman" w:hAnsi="Times New Roman" w:cs="Times New Roman"/>
-          <w:sz w:val="24"/>
-          <w:szCs w:val="24"/>
-        </w:rPr>
-      </w:pPr>
+        <w:t xml:space="preserve">(0, N) </w:t>
+      </w:r>
+      <w:r>
+        <w:rPr>
+          <w:rFonts w:ascii="Times New Roman" w:hAnsi="Times New Roman" w:cs="Times New Roman"/>
+          <w:sz w:val="28"/>
+          <w:szCs w:val="28"/>
+        </w:rPr>
+        <w:t>–</w:t>
+      </w:r>
       <w:r>
         <w:rPr>
           <w:rFonts w:ascii="Times New Roman" w:eastAsia="Times New Roman" w:hAnsi="Times New Roman" w:cs="Times New Roman"/>
@@ -5861,7 +6015,42 @@
           <w:szCs w:val="24"/>
           <w:lang w:eastAsia="ru-RU"/>
         </w:rPr>
-        <w:t>(1, N) — участие обязательно, связан один или более объектов</w:t>
+        <w:t xml:space="preserve"> участие необязательно, связанных объектов может быть от нуля до многих</w:t>
+      </w:r>
+    </w:p>
+    <w:p>
+      <w:pPr>
+        <w:rPr>
+          <w:rFonts w:ascii="Times New Roman" w:hAnsi="Times New Roman" w:cs="Times New Roman"/>
+          <w:sz w:val="24"/>
+          <w:szCs w:val="24"/>
+        </w:rPr>
+      </w:pPr>
+      <w:r>
+        <w:rPr>
+          <w:rFonts w:ascii="Times New Roman" w:eastAsia="Times New Roman" w:hAnsi="Times New Roman" w:cs="Times New Roman"/>
+          <w:sz w:val="24"/>
+          <w:szCs w:val="24"/>
+          <w:lang w:eastAsia="ru-RU"/>
+        </w:rPr>
+        <w:t xml:space="preserve">(1, N) </w:t>
+      </w:r>
+      <w:r>
+        <w:rPr>
+          <w:rFonts w:ascii="Times New Roman" w:hAnsi="Times New Roman" w:cs="Times New Roman"/>
+          <w:sz w:val="28"/>
+          <w:szCs w:val="28"/>
+        </w:rPr>
+        <w:t>–</w:t>
+      </w:r>
+      <w:r>
+        <w:rPr>
+          <w:rFonts w:ascii="Times New Roman" w:eastAsia="Times New Roman" w:hAnsi="Times New Roman" w:cs="Times New Roman"/>
+          <w:sz w:val="24"/>
+          <w:szCs w:val="24"/>
+          <w:lang w:eastAsia="ru-RU"/>
+        </w:rPr>
+        <w:t xml:space="preserve"> участие обязательно, связан один или более объектов</w:t>
       </w:r>
     </w:p>
     <w:p>
@@ -5902,7 +6091,41 @@
           <w:sz w:val="24"/>
           <w:szCs w:val="24"/>
         </w:rPr>
-        <w:t>[Официант] (0, N) ── Принимает ── (1, 1) [Заказ]</w:t>
+        <w:t xml:space="preserve">[Официант] (0, N) </w:t>
+      </w:r>
+      <w:r>
+        <w:rPr>
+          <w:rFonts w:ascii="Times New Roman" w:hAnsi="Times New Roman" w:cs="Times New Roman"/>
+          <w:sz w:val="28"/>
+          <w:szCs w:val="28"/>
+        </w:rPr>
+        <w:t>–</w:t>
+      </w:r>
+      <w:r>
+        <w:rPr>
+          <w:rStyle w:val="HTML"/>
+          <w:rFonts w:ascii="Times New Roman" w:eastAsiaTheme="minorHAnsi" w:hAnsi="Times New Roman" w:cs="Times New Roman"/>
+          <w:sz w:val="24"/>
+          <w:szCs w:val="24"/>
+        </w:rPr>
+        <w:t xml:space="preserve"> Принимает </w:t>
+      </w:r>
+      <w:r>
+        <w:rPr>
+          <w:rFonts w:ascii="Times New Roman" w:hAnsi="Times New Roman" w:cs="Times New Roman"/>
+          <w:sz w:val="28"/>
+          <w:szCs w:val="28"/>
+        </w:rPr>
+        <w:t>–</w:t>
+      </w:r>
+      <w:r>
+        <w:rPr>
+          <w:rStyle w:val="HTML"/>
+          <w:rFonts w:ascii="Times New Roman" w:eastAsiaTheme="minorHAnsi" w:hAnsi="Times New Roman" w:cs="Times New Roman"/>
+          <w:sz w:val="24"/>
+          <w:szCs w:val="24"/>
+        </w:rPr>
+        <w:t xml:space="preserve"> (1, 1) [Заказ]</w:t>
       </w:r>
       <w:r>
         <w:rPr>
@@ -5924,6 +6147,8 @@
         <w:rPr>
           <w:rStyle w:val="a6"/>
           <w:rFonts w:ascii="Times New Roman" w:hAnsi="Times New Roman" w:cs="Times New Roman"/>
+          <w:i w:val="0"/>
+          <w:iCs w:val="0"/>
           <w:sz w:val="24"/>
           <w:szCs w:val="24"/>
         </w:rPr>
@@ -6128,6 +6353,7 @@
           <w:sz w:val="24"/>
           <w:szCs w:val="24"/>
         </w:rPr>
+        <w:lastRenderedPageBreak/>
         <w:t xml:space="preserve">Когда само пересечение объектов </w:t>
       </w:r>
       <w:r>
@@ -6144,7 +6370,23 @@
           <w:sz w:val="24"/>
           <w:szCs w:val="24"/>
         </w:rPr>
-        <w:t xml:space="preserve"> (например, строка в чеке — это связь заказа и блюда, но она становится сущностью </w:t>
+        <w:t xml:space="preserve"> (например, строка в чеке </w:t>
+      </w:r>
+      <w:r>
+        <w:rPr>
+          <w:rFonts w:ascii="Times New Roman" w:hAnsi="Times New Roman" w:cs="Times New Roman"/>
+          <w:sz w:val="28"/>
+          <w:szCs w:val="28"/>
+        </w:rPr>
+        <w:t>–</w:t>
+      </w:r>
+      <w:r>
+        <w:rPr>
+          <w:rFonts w:ascii="Times New Roman" w:hAnsi="Times New Roman" w:cs="Times New Roman"/>
+          <w:sz w:val="24"/>
+          <w:szCs w:val="24"/>
+        </w:rPr>
+        <w:t xml:space="preserve"> это связь заказа и блюда, но она становится сущностью </w:t>
       </w:r>
       <w:r>
         <w:rPr>
@@ -6183,7 +6425,6 @@
           <w:sz w:val="24"/>
           <w:szCs w:val="24"/>
         </w:rPr>
-        <w:lastRenderedPageBreak/>
         <w:t>18. Чем модель товара, издание или вид услуги отличаются от конкретного экземпляра либо случая оказания?</w:t>
       </w:r>
     </w:p>
@@ -6202,7 +6443,23 @@
           <w:sz w:val="24"/>
           <w:szCs w:val="24"/>
         </w:rPr>
-        <w:t>Каталог описывает общие правила и базовую цену, а экземпляр/случай — конкретное событие или физический объект</w:t>
+        <w:t xml:space="preserve">Каталог описывает общие правила и базовую цену, а экземпляр/случай </w:t>
+      </w:r>
+      <w:r>
+        <w:rPr>
+          <w:rFonts w:ascii="Times New Roman" w:hAnsi="Times New Roman" w:cs="Times New Roman"/>
+          <w:sz w:val="28"/>
+          <w:szCs w:val="28"/>
+        </w:rPr>
+        <w:t>–</w:t>
+      </w:r>
+      <w:r>
+        <w:rPr>
+          <w:rFonts w:ascii="Times New Roman" w:hAnsi="Times New Roman" w:cs="Times New Roman"/>
+          <w:sz w:val="24"/>
+          <w:szCs w:val="24"/>
+        </w:rPr>
+        <w:t xml:space="preserve"> конкретное событие или физический объект</w:t>
       </w:r>
     </w:p>
     <w:p>
@@ -6242,7 +6499,23 @@
           <w:sz w:val="24"/>
           <w:szCs w:val="24"/>
         </w:rPr>
-        <w:t>Запись — это план, который имеет промежуточные состояния и может быть отменен до совершения события</w:t>
+        <w:t xml:space="preserve">Запись </w:t>
+      </w:r>
+      <w:r>
+        <w:rPr>
+          <w:rFonts w:ascii="Times New Roman" w:hAnsi="Times New Roman" w:cs="Times New Roman"/>
+          <w:sz w:val="28"/>
+          <w:szCs w:val="28"/>
+        </w:rPr>
+        <w:t>–</w:t>
+      </w:r>
+      <w:r>
+        <w:rPr>
+          <w:rFonts w:ascii="Times New Roman" w:hAnsi="Times New Roman" w:cs="Times New Roman"/>
+          <w:sz w:val="24"/>
+          <w:szCs w:val="24"/>
+        </w:rPr>
+        <w:t xml:space="preserve"> это план, который имеет промежуточные состояния и может быть отменен до совершения события</w:t>
       </w:r>
     </w:p>
     <w:p>
@@ -6290,15 +6563,7 @@
           <w:sz w:val="24"/>
           <w:szCs w:val="24"/>
         </w:rPr>
-        <w:t>о</w:t>
-      </w:r>
-      <w:r>
-        <w:rPr>
-          <w:rFonts w:ascii="Times New Roman" w:hAnsi="Times New Roman" w:cs="Times New Roman"/>
-          <w:sz w:val="24"/>
-          <w:szCs w:val="24"/>
-        </w:rPr>
-        <w:t>бъект активен только в одной текущей сессии, но база данных обязана накапливать все завершенные записи в истории</w:t>
+        <w:t>объект активен только в одной текущей сессии, но база данных обязана накапливать все завершенные записи в истории</w:t>
       </w:r>
     </w:p>
     <w:p>
@@ -6642,6 +6907,7 @@
           <w:sz w:val="24"/>
           <w:szCs w:val="24"/>
         </w:rPr>
+        <w:lastRenderedPageBreak/>
         <w:t>28. Как проверить полноту модели с помощью вопроса заказчика и конкретных ситуаций?</w:t>
       </w:r>
     </w:p>
@@ -6682,7 +6948,6 @@
           <w:sz w:val="24"/>
           <w:szCs w:val="24"/>
         </w:rPr>
-        <w:lastRenderedPageBreak/>
         <w:t>29. Какие ошибки концептуальной модели могут привести к дублированию или потере истории данных?</w:t>
       </w:r>
     </w:p>
@@ -7945,6 +8210,7 @@
   <w:style w:type="character" w:default="1" w:styleId="a1">
     <w:name w:val="Default Paragraph Font"/>
     <w:uiPriority w:val="1"/>
+    <w:semiHidden/>
     <w:unhideWhenUsed/>
   </w:style>
   <w:style w:type="table" w:default="1" w:styleId="a2">
